--- a/skills/legal-os-litigation/assets/templates/劳动人事争议仲裁答辩状_标准模板.docx
+++ b/skills/legal-os-litigation/assets/templates/劳动人事争议仲裁答辩状_标准模板.docx
@@ -180,7 +180,7 @@
         <w:rPr>
           <w:rFonts w:ascii="仿宋_GB2312" w:hAnsi="仿宋_GB2312" w:eastAsia="仿宋_GB2312"/>
         </w:rPr>
-        <w:t>请求依法驳回被答辩人的全部/部分仲裁请求；</w:t>
+        <w:t>〔必填：针对现有仲裁请求提出明确、可执行的答辩请求〕</w:t>
       </w:r>
     </w:p>
     <w:p>
@@ -195,7 +195,7 @@
         <w:rPr>
           <w:rFonts w:ascii="仿宋_GB2312" w:hAnsi="仿宋_GB2312" w:eastAsia="仿宋_GB2312"/>
         </w:rPr>
-        <w:t>其他：〔仅填写与本案实际争议和程序相符的请求，无则删除〕。</w:t>
+        <w:t>〔如有请填写：现有材料已提出且为完成当前答辩所必要的其他答辩请求；无则删除本项〕</w:t>
       </w:r>
     </w:p>
     <w:p>
@@ -227,7 +227,7 @@
         <w:rPr>
           <w:rFonts w:ascii="仿宋_GB2312" w:hAnsi="仿宋_GB2312" w:eastAsia="仿宋_GB2312"/>
         </w:rPr>
-        <w:t>〔用简短段落先给出总体答辩结论、核心争点和主要裁判路径；不主动展开对方未提出且对己方不利的争议。〕</w:t>
+        <w:t>〔填写：概括针对现有仲裁请求、事实、理由或证据的总体答辩结论。〕</w:t>
       </w:r>
     </w:p>
     <w:p>
@@ -259,7 +259,7 @@
         <w:rPr>
           <w:rFonts w:ascii="仿宋_GB2312" w:hAnsi="仿宋_GB2312" w:eastAsia="仿宋_GB2312"/>
         </w:rPr>
-        <w:t>〔先确定可能直接决定请求能否成立的协议、结算、程序或其他主抗辩，并写明相应事实基础。〕</w:t>
+        <w:t>〔填写：针对现有材料中已提出且足以影响请求成立的协议、结算、程序、劳动关系或履行事项作出回应。〕</w:t>
       </w:r>
     </w:p>
     <w:p>
@@ -270,7 +270,7 @@
         <w:rPr>
           <w:rFonts w:ascii="仿宋_GB2312" w:hAnsi="仿宋_GB2312" w:eastAsia="仿宋_GB2312"/>
         </w:rPr>
-        <w:t>〔针对各项仲裁请求逐项回应；只展开案件所必需的事实、证据和法律问题，避免无必要的自我举证负担。〕</w:t>
+        <w:t>〔填写：针对各项仲裁请求逐项回应，仅展开完成当前答辩所必需的事实、证据和已核验法律依据。〕</w:t>
       </w:r>
     </w:p>
     <w:p>
@@ -281,7 +281,7 @@
         <w:rPr>
           <w:rFonts w:ascii="仿宋_GB2312" w:hAnsi="仿宋_GB2312" w:eastAsia="仿宋_GB2312"/>
         </w:rPr>
-        <w:t>〔按实际争点增加、删除或调整分项，必要时设置备位抗辩；不得机械保留模板提示或示例论点。〕</w:t>
+        <w:t>〔如有请填写：现有材料已提出且与主要答辩相容的其他必要意见；无则删除本项〕</w:t>
       </w:r>
     </w:p>
     <w:p>
@@ -292,7 +292,7 @@
         <w:rPr>
           <w:rFonts w:ascii="仿宋_GB2312" w:hAnsi="仿宋_GB2312" w:eastAsia="仿宋_GB2312"/>
         </w:rPr>
-        <w:t>〔关键事实须与材料及独立证据目录对应；证据名称、编号、页码和证明事项不在正文另设章节。〕</w:t>
+        <w:t>〔填写：将已核验事实、证据和法律依据与答辩请求逐项对应；证据编号、名称、页码和证明事项另见同步生成的证据目录。〕</w:t>
       </w:r>
     </w:p>
     <w:p>
@@ -324,7 +324,7 @@
         <w:rPr>
           <w:rFonts w:ascii="仿宋_GB2312" w:hAnsi="仿宋_GB2312" w:eastAsia="仿宋_GB2312"/>
         </w:rPr>
-        <w:t>〔归纳事实、证据和法律依据与答辩请求之间的对应关系，请求仲裁委员会依法裁决。〕</w:t>
+        <w:t>〔填写：归纳已核验事实、证据和法律依据与答辩请求的对应关系，请求仲裁委员会依法裁决。〕</w:t>
       </w:r>
     </w:p>
     <w:p>
